--- a/6-人才与组织/部门AI专员跟进/财务部-唐燕萍-跟进-2026-08-28-面板KPI与发票认领两处口径判例批改.docx
+++ b/6-人才与组织/部门AI专员跟进/财务部-唐燕萍-跟进-2026-08-28-面板KPI与发票认领两处口径判例批改.docx
@@ -389,7 +389,23 @@
                 <w:b w:val="0"/>
                 <w:sz w:val="18"/>
               </w:rPr>
-              <w:t>：面板筛一张单时显示「共 3390 项」，该怎么显示才对</w:t>
+              <w:t xml:space="preserve">：面板筛一张单时显示「共 3390 项」，该怎么显示才对 —— 🔴 </w:t>
+            </w:r>
+            <w:r>
+              <w:rPr>
+                <w:rFonts w:ascii="Microsoft YaHei" w:hAnsi="Microsoft YaHei" w:eastAsia="Microsoft YaHei" w:cs="Microsoft YaHei"/>
+                <w:b/>
+                <w:sz w:val="18"/>
+              </w:rPr>
+              <w:t>这一档我方已先按判例 1 止血上线，请你确认或推翻</w:t>
+            </w:r>
+            <w:r>
+              <w:rPr>
+                <w:rFonts w:ascii="Microsoft YaHei" w:hAnsi="Microsoft YaHei" w:eastAsia="Microsoft YaHei" w:cs="Microsoft YaHei"/>
+                <w:b w:val="0"/>
+                <w:sz w:val="18"/>
+              </w:rPr>
+              <w:t>（见第二节开头）</w:t>
             </w:r>
           </w:p>
         </w:tc>
@@ -734,6 +750,81 @@
         </w:rPr>
         <w:t>。这是 IATF 的显式签认要求，也是我方的规矩。</w:t>
       </w:r>
+      <w:r>
+        <w:br/>
+      </w:r>
+      <w:r>
+        <w:rPr>
+          <w:rFonts w:ascii="Microsoft YaHei" w:hAnsi="Microsoft YaHei" w:eastAsia="Microsoft YaHei" w:cs="Microsoft YaHei"/>
+          <w:b w:val="0"/>
+          <w:sz w:val="20"/>
+        </w:rPr>
+        <w:t xml:space="preserve">⚠️ </w:t>
+      </w:r>
+      <w:r>
+        <w:rPr>
+          <w:rFonts w:ascii="Microsoft YaHei" w:hAnsi="Microsoft YaHei" w:eastAsia="Microsoft YaHei" w:cs="Microsoft YaHei"/>
+          <w:b/>
+          <w:sz w:val="20"/>
+        </w:rPr>
+        <w:t>第 1 件有一处例外，已如实写在第二节开头</w:t>
+      </w:r>
+      <w:r>
+        <w:rPr>
+          <w:rFonts w:ascii="Microsoft YaHei" w:hAnsi="Microsoft YaHei" w:eastAsia="Microsoft YaHei" w:cs="Microsoft YaHei"/>
+          <w:b w:val="0"/>
+          <w:sz w:val="20"/>
+        </w:rPr>
+        <w:t>：判例表 A 那一档，我方</w:t>
+      </w:r>
+      <w:r>
+        <w:rPr>
+          <w:rFonts w:ascii="Microsoft YaHei" w:hAnsi="Microsoft YaHei" w:eastAsia="Microsoft YaHei" w:cs="Microsoft YaHei"/>
+          <w:b/>
+          <w:sz w:val="20"/>
+        </w:rPr>
+        <w:t>已先按判例 1 止血上线</w:t>
+      </w:r>
+      <w:r>
+        <w:rPr>
+          <w:rFonts w:ascii="Microsoft YaHei" w:hAnsi="Microsoft YaHei" w:eastAsia="Microsoft YaHei" w:cs="Microsoft YaHei"/>
+          <w:b w:val="0"/>
+          <w:sz w:val="20"/>
+        </w:rPr>
+        <w:t>（理由＝现状那个数是确凿错的）。</w:t>
+      </w:r>
+      <w:r>
+        <w:rPr>
+          <w:rFonts w:ascii="Microsoft YaHei" w:hAnsi="Microsoft YaHei" w:eastAsia="Microsoft YaHei" w:cs="Microsoft YaHei"/>
+          <w:b/>
+          <w:sz w:val="20"/>
+        </w:rPr>
+        <w:t>这一步不构成签认、也不改变上面那句</w:t>
+      </w:r>
+      <w:r>
+        <w:rPr>
+          <w:rFonts w:ascii="Microsoft YaHei" w:hAnsi="Microsoft YaHei" w:eastAsia="Microsoft YaHei" w:cs="Microsoft YaHei"/>
+          <w:b w:val="0"/>
+          <w:sz w:val="20"/>
+        </w:rPr>
+        <w:t>——你勾出别的档，我方立刻改成你勾的。第 2、第 3 件</w:t>
+      </w:r>
+      <w:r>
+        <w:rPr>
+          <w:rFonts w:ascii="Microsoft YaHei" w:hAnsi="Microsoft YaHei" w:eastAsia="Microsoft YaHei" w:cs="Microsoft YaHei"/>
+          <w:b/>
+          <w:sz w:val="20"/>
+        </w:rPr>
+        <w:t>一个字节都没动</w:t>
+      </w:r>
+      <w:r>
+        <w:rPr>
+          <w:rFonts w:ascii="Microsoft YaHei" w:hAnsi="Microsoft YaHei" w:eastAsia="Microsoft YaHei" w:cs="Microsoft YaHei"/>
+          <w:b w:val="0"/>
+          <w:sz w:val="20"/>
+        </w:rPr>
+        <w:t>，完全等你。</w:t>
+      </w:r>
     </w:p>
     <w:p>
       <w:pPr>
@@ -906,6 +997,169 @@
           <w:sz w:val="28"/>
         </w:rPr>
         <w:t>二、判例表 A ｜ 面板筛一张单时，那三个数字该怎么算</w:t>
+      </w:r>
+    </w:p>
+    <w:p>
+      <w:pPr>
+        <w:pBdr>
+          <w:left w:val="single" w:sz="18" w:space="8" w:color="1F4E79"/>
+        </w:pBdr>
+        <w:shd w:val="clear" w:color="auto" w:fill="EAF1FB"/>
+        <w:spacing w:before="80" w:after="160"/>
+        <w:ind w:left="160"/>
+      </w:pPr>
+      <w:r>
+        <w:rPr>
+          <w:rFonts w:ascii="Microsoft YaHei" w:hAnsi="Microsoft YaHei" w:eastAsia="Microsoft YaHei" w:cs="Microsoft YaHei"/>
+          <w:b w:val="0"/>
+          <w:sz w:val="20"/>
+        </w:rPr>
+        <w:t xml:space="preserve">🔴 </w:t>
+      </w:r>
+      <w:r>
+        <w:rPr>
+          <w:rFonts w:ascii="Microsoft YaHei" w:hAnsi="Microsoft YaHei" w:eastAsia="Microsoft YaHei" w:cs="Microsoft YaHei"/>
+          <w:b/>
+          <w:sz w:val="20"/>
+        </w:rPr>
+        <w:t>这一件必须先说清楚：这一档我方已经先改了，而且已经上线。</w:t>
+      </w:r>
+      <w:r>
+        <w:br/>
+      </w:r>
+      <w:r>
+        <w:rPr>
+          <w:rFonts w:ascii="Microsoft YaHei" w:hAnsi="Microsoft YaHei" w:eastAsia="Microsoft YaHei" w:cs="Microsoft YaHei"/>
+          <w:b w:val="0"/>
+          <w:sz w:val="20"/>
+        </w:rPr>
+        <w:t>理由只有一条：</w:t>
+      </w:r>
+      <w:r>
+        <w:rPr>
+          <w:rFonts w:ascii="Microsoft YaHei" w:hAnsi="Microsoft YaHei" w:eastAsia="Microsoft YaHei" w:cs="Microsoft YaHei"/>
+          <w:b/>
+          <w:sz w:val="20"/>
+        </w:rPr>
+        <w:t>面板上那个「3390」是确凿错的</w:t>
+      </w:r>
+      <w:r>
+        <w:rPr>
+          <w:rFonts w:ascii="Microsoft YaHei" w:hAnsi="Microsoft YaHei" w:eastAsia="Microsoft YaHei" w:cs="Microsoft YaHei"/>
+          <w:b w:val="0"/>
+          <w:sz w:val="20"/>
+        </w:rPr>
+        <w:t>——引擎那次实际只判了 1 项料品，另外 3,389 是不属于这张单的发票。让一个假数字继续挂在你每天要看的页面上，比先改了再请你裁更糟。所以 Shao Peishen 2026-08-28 决定</w:t>
+      </w:r>
+      <w:r>
+        <w:rPr>
+          <w:rFonts w:ascii="Microsoft YaHei" w:hAnsi="Microsoft YaHei" w:eastAsia="Microsoft YaHei" w:cs="Microsoft YaHei"/>
+          <w:b/>
+          <w:sz w:val="20"/>
+        </w:rPr>
+        <w:t>先按下表判例 1 那一档止血上线</w:t>
+      </w:r>
+      <w:r>
+        <w:rPr>
+          <w:rFonts w:ascii="Microsoft YaHei" w:hAnsi="Microsoft YaHei" w:eastAsia="Microsoft YaHei" w:cs="Microsoft YaHei"/>
+          <w:b w:val="0"/>
+          <w:sz w:val="20"/>
+        </w:rPr>
+        <w:t>，好让你今天打开面板就能看到对的数。</w:t>
+      </w:r>
+      <w:r>
+        <w:br/>
+      </w:r>
+      <w:r>
+        <w:rPr>
+          <w:rFonts w:ascii="Microsoft YaHei" w:hAnsi="Microsoft YaHei" w:eastAsia="Microsoft YaHei" w:cs="Microsoft YaHei"/>
+          <w:b w:val="0"/>
+          <w:sz w:val="20"/>
+        </w:rPr>
+        <w:t xml:space="preserve">🔴 </w:t>
+      </w:r>
+      <w:r>
+        <w:rPr>
+          <w:rFonts w:ascii="Microsoft YaHei" w:hAnsi="Microsoft YaHei" w:eastAsia="Microsoft YaHei" w:cs="Microsoft YaHei"/>
+          <w:b/>
+          <w:sz w:val="20"/>
+        </w:rPr>
+        <w:t>但这不是定案，止血 ≠ 签认。</w:t>
+      </w:r>
+      <w:r>
+        <w:rPr>
+          <w:rFonts w:ascii="Microsoft YaHei" w:hAnsi="Microsoft YaHei" w:eastAsia="Microsoft YaHei" w:cs="Microsoft YaHei"/>
+          <w:b w:val="0"/>
+          <w:sz w:val="20"/>
+        </w:rPr>
+        <w:t xml:space="preserve"> 这一处的口径出自 </w:t>
+      </w:r>
+      <w:r>
+        <w:rPr>
+          <w:rFonts w:ascii="Microsoft YaHei" w:hAnsi="Microsoft YaHei" w:eastAsia="Microsoft YaHei" w:cs="Microsoft YaHei"/>
+          <w:b/>
+          <w:sz w:val="20"/>
+        </w:rPr>
+        <w:t>2026-07-31 你签认的那份面板规格</w:t>
+      </w:r>
+      <w:r>
+        <w:rPr>
+          <w:rFonts w:ascii="Microsoft YaHei" w:hAnsi="Microsoft YaHei" w:eastAsia="Microsoft YaHei" w:cs="Microsoft YaHei"/>
+          <w:b w:val="0"/>
+          <w:sz w:val="20"/>
+        </w:rPr>
+        <w:t>，最终怎么算仍然由你定。</w:t>
+      </w:r>
+      <w:r>
+        <w:rPr>
+          <w:rFonts w:ascii="Microsoft YaHei" w:hAnsi="Microsoft YaHei" w:eastAsia="Microsoft YaHei" w:cs="Microsoft YaHei"/>
+          <w:b/>
+          <w:sz w:val="20"/>
+        </w:rPr>
+        <w:t>你在下表勾出的若不是判例 1，我方立刻改成你勾的那一档，止血档作废</w:t>
+      </w:r>
+      <w:r>
+        <w:rPr>
+          <w:rFonts w:ascii="Microsoft YaHei" w:hAnsi="Microsoft YaHei" w:eastAsia="Microsoft YaHei" w:cs="Microsoft YaHei"/>
+          <w:b w:val="0"/>
+          <w:sz w:val="20"/>
+        </w:rPr>
+        <w:t>——不会因为「已经上线了」就赖着不改。</w:t>
+      </w:r>
+      <w:r>
+        <w:br/>
+      </w:r>
+      <w:r>
+        <w:rPr>
+          <w:rFonts w:ascii="Microsoft YaHei" w:hAnsi="Microsoft YaHei" w:eastAsia="Microsoft YaHei" w:cs="Microsoft YaHei"/>
+          <w:b w:val="0"/>
+          <w:sz w:val="20"/>
+        </w:rPr>
+        <w:t>⇒ 因此</w:t>
+      </w:r>
+      <w:r>
+        <w:rPr>
+          <w:rFonts w:ascii="Microsoft YaHei" w:hAnsi="Microsoft YaHei" w:eastAsia="Microsoft YaHei" w:cs="Microsoft YaHei"/>
+          <w:b/>
+          <w:sz w:val="20"/>
+        </w:rPr>
+        <w:t>这封信要问你的事一点没变</w:t>
+      </w:r>
+      <w:r>
+        <w:rPr>
+          <w:rFonts w:ascii="Microsoft YaHei" w:hAnsi="Microsoft YaHei" w:eastAsia="Microsoft YaHei" w:cs="Microsoft YaHei"/>
+          <w:b w:val="0"/>
+          <w:sz w:val="20"/>
+        </w:rPr>
+        <w:t>：这三个数到底该怎么算。下表「止血前」那一列是 8 月 28 日上午及以前的显示；</w:t>
+      </w:r>
+      <w:r>
+        <w:rPr>
+          <w:rFonts w:ascii="Microsoft YaHei" w:hAnsi="Microsoft YaHei" w:eastAsia="Microsoft YaHei" w:cs="Microsoft YaHei"/>
+          <w:b/>
+          <w:sz w:val="20"/>
+        </w:rPr>
+        <w:t>你现在打开面板看到的，已经是判例 1 那一档。</w:t>
       </w:r>
     </w:p>
     <w:p>
@@ -1371,7 +1625,16 @@
                 <w:color w:val="FFFFFF"/>
                 <w:sz w:val="19"/>
               </w:rPr>
-              <w:t>现状（面板今天这样显示）</w:t>
+              <w:t>止血前</w:t>
+            </w:r>
+            <w:r>
+              <w:rPr>
+                <w:rFonts w:ascii="Microsoft YaHei" w:hAnsi="Microsoft YaHei" w:eastAsia="Microsoft YaHei" w:cs="Microsoft YaHei"/>
+                <w:b/>
+                <w:color w:val="FFFFFF"/>
+                <w:sz w:val="19"/>
+              </w:rPr>
+              <w:t>（2026-08-28 上午及以前这样显示）</w:t>
             </w:r>
           </w:p>
         </w:tc>
@@ -2769,6 +3032,51 @@
           <w:sz w:val="20"/>
         </w:rPr>
         <w:t>面板顶部的「项料品」与三档计数，只统计本次查询的 AP 范围内、引擎真正判定过的料品项；不属于本次 AP 范围的发票不计入这三档，另以「孤立发票」名义单列。「账上找不到对应 AP 单」的发票属数据完整性异常，须始终可见。</w:t>
+      </w:r>
+    </w:p>
+    <w:p>
+      <w:pPr>
+        <w:spacing w:after="100"/>
+      </w:pPr>
+      <w:r>
+        <w:rPr>
+          <w:rFonts w:ascii="Microsoft YaHei" w:hAnsi="Microsoft YaHei" w:eastAsia="Microsoft YaHei" w:cs="Microsoft YaHei"/>
+          <w:b w:val="0"/>
+          <w:sz w:val="21"/>
+        </w:rPr>
+        <w:t xml:space="preserve">🔴 </w:t>
+      </w:r>
+      <w:r>
+        <w:rPr>
+          <w:rFonts w:ascii="Microsoft YaHei" w:hAnsi="Microsoft YaHei" w:eastAsia="Microsoft YaHei" w:cs="Microsoft YaHei"/>
+          <w:b/>
+          <w:sz w:val="21"/>
+        </w:rPr>
+        <w:t>止血档的去留，以你这四行的勾选为准</w:t>
+      </w:r>
+      <w:r>
+        <w:rPr>
+          <w:rFonts w:ascii="Microsoft YaHei" w:hAnsi="Microsoft YaHei" w:eastAsia="Microsoft YaHei" w:cs="Microsoft YaHei"/>
+          <w:b w:val="0"/>
+          <w:sz w:val="21"/>
+        </w:rPr>
+        <w:t>：你若在判例 1 勾 ✅，止血档即转为正式口径、由这句反推初稿承接；你若勾了别的档（或在判例 1 勾 ❌／✏️），</w:t>
+      </w:r>
+      <w:r>
+        <w:rPr>
+          <w:rFonts w:ascii="Microsoft YaHei" w:hAnsi="Microsoft YaHei" w:eastAsia="Microsoft YaHei" w:cs="Microsoft YaHei"/>
+          <w:b/>
+          <w:sz w:val="21"/>
+        </w:rPr>
+        <w:t>我方按你勾的改，止血档作废</w:t>
+      </w:r>
+      <w:r>
+        <w:rPr>
+          <w:rFonts w:ascii="Microsoft YaHei" w:hAnsi="Microsoft YaHei" w:eastAsia="Microsoft YaHei" w:cs="Microsoft YaHei"/>
+          <w:b w:val="0"/>
+          <w:sz w:val="21"/>
+        </w:rPr>
+        <w:t>——请不必顾虑「已经上线了、改回来是不是很麻烦」，切换只是一个配置开关，两档的代码都在。</w:t>
       </w:r>
     </w:p>
     <w:p>

--- a/6-人才与组织/部门AI专员跟进/财务部-唐燕萍-跟进-2026-08-28-面板KPI与发票认领两处口径判例批改.docx
+++ b/6-人才与组织/部门AI专员跟进/财务部-唐燕萍-跟进-2026-08-28-面板KPI与发票认领两处口径判例批改.docx
@@ -1529,6 +1529,67 @@
           <w:sz w:val="21"/>
         </w:rPr>
         <w:t>，不是推算。</w:t>
+      </w:r>
+    </w:p>
+    <w:p>
+      <w:pPr>
+        <w:spacing w:after="100"/>
+      </w:pPr>
+      <w:r>
+        <w:rPr>
+          <w:rFonts w:ascii="Microsoft YaHei" w:hAnsi="Microsoft YaHei" w:eastAsia="Microsoft YaHei" w:cs="Microsoft YaHei"/>
+          <w:b w:val="0"/>
+          <w:sz w:val="21"/>
+        </w:rPr>
+        <w:t xml:space="preserve">⚠️ </w:t>
+      </w:r>
+      <w:r>
+        <w:rPr>
+          <w:rFonts w:ascii="Microsoft YaHei" w:hAnsi="Microsoft YaHei" w:eastAsia="Microsoft YaHei" w:cs="Microsoft YaHei"/>
+          <w:b/>
+          <w:sz w:val="21"/>
+        </w:rPr>
+        <w:t>一句关于「3,389」这个数</w:t>
+      </w:r>
+      <w:r>
+        <w:rPr>
+          <w:rFonts w:ascii="Microsoft YaHei" w:hAnsi="Microsoft YaHei" w:eastAsia="Microsoft YaHei" w:cs="Microsoft YaHei"/>
+          <w:b w:val="0"/>
+          <w:sz w:val="21"/>
+        </w:rPr>
+        <w:t>：它是 8 月 28 日上午的快照。</w:t>
+      </w:r>
+      <w:r>
+        <w:rPr>
+          <w:rFonts w:ascii="Microsoft YaHei" w:hAnsi="Microsoft YaHei" w:eastAsia="Microsoft YaHei" w:cs="Microsoft YaHei"/>
+          <w:b/>
+          <w:sz w:val="21"/>
+        </w:rPr>
+        <w:t>发票池每天都在长</w:t>
+      </w:r>
+      <w:r>
+        <w:rPr>
+          <w:rFonts w:ascii="Microsoft YaHei" w:hAnsi="Microsoft YaHei" w:eastAsia="Microsoft YaHei" w:cs="Microsoft YaHei"/>
+          <w:b w:val="0"/>
+          <w:sz w:val="21"/>
+        </w:rPr>
+        <w:t>，所以你现在打开面板看到的很可能是 3,391 或更大的数（我方当天下午实测就已经是 3,391）。</w:t>
+      </w:r>
+      <w:r>
+        <w:rPr>
+          <w:rFonts w:ascii="Microsoft YaHei" w:hAnsi="Microsoft YaHei" w:eastAsia="Microsoft YaHei" w:cs="Microsoft YaHei"/>
+          <w:b/>
+          <w:sz w:val="21"/>
+        </w:rPr>
+        <w:t>这不影响你要判的事</w:t>
+      </w:r>
+      <w:r>
+        <w:rPr>
+          <w:rFonts w:ascii="Microsoft YaHei" w:hAnsi="Microsoft YaHei" w:eastAsia="Microsoft YaHei" w:cs="Microsoft YaHei"/>
+          <w:b w:val="0"/>
+          <w:sz w:val="21"/>
+        </w:rPr>
+        <w:t xml:space="preserve"> —— 要判的是「这几个数该怎么算」，不是「今天恰好是多少」。</w:t>
       </w:r>
     </w:p>
     <w:tbl>
